--- a/data/sharepoint/lab-09-drops/Field-Report-2026-10-01-Kingston.docx
+++ b/data/sharepoint/lab-09-drops/Field-Report-2026-10-01-Kingston.docx
@@ -175,7 +175,7 @@
               <w:rPr>
                 <w:sz w:val="20"/>
               </w:rPr>
-              <w:t>EON-LC-14</w:t>
+              <w:t>CREW-ON-03</w:t>
             </w:r>
           </w:p>
         </w:tc>
@@ -205,7 +205,7 @@
               <w:rPr>
                 <w:sz w:val="20"/>
               </w:rPr>
-              <w:t>Marcus Delaney</w:t>
+              <w:t>Devon Achebe</w:t>
             </w:r>
           </w:p>
         </w:tc>
